--- a/docs/ai-pioneer-2026-10-08/AI先锋个人参评材料初稿.docx
+++ b/docs/ai-pioneer-2026-10-08/AI先锋个人参评材料初稿.docx
@@ -485,24 +485,71 @@
       </w:r>
     </w:p>
     <w:p>
+      <w:pPr>
+        <w:snapToGrid w:val="0"/>
+        <w:spacing w:line="340" w:lineRule="exact"/>
+      </w:pPr>
       <w:r>
-        <w:rPr>
-          <w:b w:val="0"/>
-        </w:rPr>
-        <w:t>我设计并实现了 Mae-Flow Cloud，将 AI 引入需求开发、问题处理和知识积累，形成以研发任务为中心的协作平台。AI 承担研究、编码与检查，研发人员把握关键决策与质量；代码交付以远端提交、合并请求和流水线结果为依据。</w:t>
+        <w:t>我设计并实现了 Mae-Flow Cloud，构建覆盖需求交付、问题单处理和知识建设的 AI 研发平台，将模型能力与工程工具、团队经验相衔接。AI 承担研究与执行，研发人员掌握关键决策和质量判断，使 AI 能够持续参与真实业务交付。</w:t>
       </w:r>
     </w:p>
     <w:p>
+      <w:pPr>
+        <w:spacing w:after="120" w:line="340" w:lineRule="exact"/>
+        <w:snapToGrid w:val="0"/>
+      </w:pPr>
       <w:r>
         <w:rPr>
-          <w:b w:val="0"/>
+          <w:b/>
         </w:rPr>
-        <w:t>项目将个人使用 AI 的经验落实为团队能够持续使用的研发能力，应用范围与实际交付成果如下。</w:t>
+        <w:t>需求交付。</w:t>
+      </w:r>
+      <w:r>
+        <w:t>面向跨模块、跨代码仓的复杂需求，建立从需求澄清、方案设计到编码、评审和合入验证的完整流程。按模块职责与真实依赖组织任务，共享业务目标和架构约束，关联人工意见、代码改动与验证结果，支持中断接续和后续修改，使复杂需求的协作与交付有统一依据。</w:t>
+      </w:r>
+    </w:p>
+    <w:p>
+      <w:pPr>
+        <w:spacing w:after="120" w:line="340" w:lineRule="exact"/>
+        <w:snapToGrid w:val="0"/>
+      </w:pPr>
+      <w:r>
+        <w:rPr>
+          <w:b/>
+        </w:rPr>
+        <w:t>问题单处理。</w:t>
+      </w:r>
+      <w:r>
+        <w:t>接入问题单、日志与代码上下文，组织现场分析、根因定位、修复与验证。将诊断结论、修复代码和流水线反馈关联，支持 AI 根据失败信息继续修复；信息不足或反复失败时由人判断并接手，保留处理记录，让问题处置有连续过程，修复结果可核查。</w:t>
+      </w:r>
+    </w:p>
+    <w:p>
+      <w:pPr>
+        <w:spacing w:after="120" w:line="340" w:lineRule="exact"/>
+        <w:snapToGrid w:val="0"/>
+      </w:pPr>
+      <w:r>
+        <w:rPr>
+          <w:b/>
+        </w:rPr>
+        <w:t>知识建设。</w:t>
+      </w:r>
+      <w:r>
+        <w:t>围绕领域知识、组件用法、可复用技能（Skill）和工程经验，建设从研究提炼、专家审查到发布维护的知识体系。以业务资料说明背景，以源码核实行为，整理接口契约、使用示例和误用边界，并提供版本管理与人工归档。将分散在人员、代码和任务中的经验转化为有来源、可复用的团队资产，支撑后续研发。</w:t>
+      </w:r>
+    </w:p>
+    <w:p>
+      <w:pPr>
+        <w:snapToGrid w:val="0"/>
+      </w:pPr>
+      <w:r>
+        <w:t>平台应用规模与实际交付成果如下。</w:t>
       </w:r>
     </w:p>
     <w:p>
       <w:pPr>
         <w:spacing w:line="276" w:lineRule="auto" w:after="140"/>
+        <w:snapToGrid w:val="0"/>
       </w:pPr>
       <w:r>
         <w:rPr>
@@ -552,7 +599,8 @@
           </w:tcPr>
           <w:p>
             <w:pPr>
-              <w:spacing w:after="0" w:line="276" w:lineRule="auto"/>
+              <w:spacing w:after="0" w:line="280" w:lineRule="exact"/>
+              <w:snapToGrid w:val="0"/>
             </w:pPr>
             <w:r>
               <w:rPr>
@@ -577,8 +625,9 @@
           </w:tcPr>
           <w:p>
             <w:pPr>
-              <w:spacing w:after="0" w:line="276" w:lineRule="auto"/>
+              <w:spacing w:after="0" w:line="280" w:lineRule="exact"/>
               <w:jc w:val="center"/>
+              <w:snapToGrid w:val="0"/>
             </w:pPr>
             <w:r>
               <w:rPr>
@@ -603,7 +652,8 @@
           </w:tcPr>
           <w:p>
             <w:pPr>
-              <w:spacing w:after="0" w:line="276" w:lineRule="auto"/>
+              <w:spacing w:after="0" w:line="280" w:lineRule="exact"/>
+              <w:snapToGrid w:val="0"/>
             </w:pPr>
             <w:r>
               <w:rPr>
@@ -632,7 +682,8 @@
           </w:tcPr>
           <w:p>
             <w:pPr>
-              <w:spacing w:after="0" w:line="276" w:lineRule="auto"/>
+              <w:spacing w:after="0" w:line="280" w:lineRule="exact"/>
+              <w:snapToGrid w:val="0"/>
             </w:pPr>
             <w:r>
               <w:rPr>
@@ -656,8 +707,9 @@
           </w:tcPr>
           <w:p>
             <w:pPr>
-              <w:spacing w:after="0" w:line="276" w:lineRule="auto"/>
+              <w:spacing w:after="0" w:line="280" w:lineRule="exact"/>
               <w:jc w:val="center"/>
+              <w:snapToGrid w:val="0"/>
             </w:pPr>
             <w:r>
               <w:rPr>
@@ -681,7 +733,8 @@
           </w:tcPr>
           <w:p>
             <w:pPr>
-              <w:spacing w:after="0" w:line="276" w:lineRule="auto"/>
+              <w:spacing w:after="0" w:line="280" w:lineRule="exact"/>
+              <w:snapToGrid w:val="0"/>
             </w:pPr>
             <w:r>
               <w:rPr>
@@ -710,7 +763,8 @@
           </w:tcPr>
           <w:p>
             <w:pPr>
-              <w:spacing w:after="0" w:line="276" w:lineRule="auto"/>
+              <w:spacing w:after="0" w:line="280" w:lineRule="exact"/>
+              <w:snapToGrid w:val="0"/>
             </w:pPr>
             <w:r>
               <w:rPr>
@@ -734,8 +788,9 @@
           </w:tcPr>
           <w:p>
             <w:pPr>
-              <w:spacing w:after="0" w:line="276" w:lineRule="auto"/>
+              <w:spacing w:after="0" w:line="280" w:lineRule="exact"/>
               <w:jc w:val="center"/>
+              <w:snapToGrid w:val="0"/>
             </w:pPr>
             <w:r>
               <w:rPr>
@@ -759,7 +814,8 @@
           </w:tcPr>
           <w:p>
             <w:pPr>
-              <w:spacing w:after="0" w:line="276" w:lineRule="auto"/>
+              <w:spacing w:after="0" w:line="280" w:lineRule="exact"/>
+              <w:snapToGrid w:val="0"/>
             </w:pPr>
             <w:r>
               <w:rPr>
@@ -788,7 +844,8 @@
           </w:tcPr>
           <w:p>
             <w:pPr>
-              <w:spacing w:after="0" w:line="276" w:lineRule="auto"/>
+              <w:spacing w:after="0" w:line="280" w:lineRule="exact"/>
+              <w:snapToGrid w:val="0"/>
             </w:pPr>
             <w:r>
               <w:rPr>
@@ -812,8 +869,9 @@
           </w:tcPr>
           <w:p>
             <w:pPr>
-              <w:spacing w:after="0" w:line="276" w:lineRule="auto"/>
+              <w:spacing w:after="0" w:line="280" w:lineRule="exact"/>
               <w:jc w:val="center"/>
+              <w:snapToGrid w:val="0"/>
             </w:pPr>
             <w:r>
               <w:rPr>
@@ -837,7 +895,8 @@
           </w:tcPr>
           <w:p>
             <w:pPr>
-              <w:spacing w:after="0" w:line="276" w:lineRule="auto"/>
+              <w:spacing w:after="0" w:line="280" w:lineRule="exact"/>
+              <w:snapToGrid w:val="0"/>
             </w:pPr>
             <w:r>
               <w:rPr>
@@ -866,7 +925,8 @@
           </w:tcPr>
           <w:p>
             <w:pPr>
-              <w:spacing w:after="0" w:line="276" w:lineRule="auto"/>
+              <w:spacing w:after="0" w:line="280" w:lineRule="exact"/>
+              <w:snapToGrid w:val="0"/>
             </w:pPr>
             <w:r>
               <w:rPr>
@@ -890,8 +950,9 @@
           </w:tcPr>
           <w:p>
             <w:pPr>
-              <w:spacing w:after="0" w:line="276" w:lineRule="auto"/>
+              <w:spacing w:after="0" w:line="280" w:lineRule="exact"/>
               <w:jc w:val="center"/>
+              <w:snapToGrid w:val="0"/>
             </w:pPr>
             <w:r>
               <w:rPr>
@@ -915,7 +976,8 @@
           </w:tcPr>
           <w:p>
             <w:pPr>
-              <w:spacing w:after="0" w:line="276" w:lineRule="auto"/>
+              <w:spacing w:after="0" w:line="280" w:lineRule="exact"/>
+              <w:snapToGrid w:val="0"/>
             </w:pPr>
             <w:r>
               <w:rPr>
@@ -944,7 +1006,8 @@
           </w:tcPr>
           <w:p>
             <w:pPr>
-              <w:spacing w:after="0" w:line="276" w:lineRule="auto"/>
+              <w:spacing w:after="0" w:line="280" w:lineRule="exact"/>
+              <w:snapToGrid w:val="0"/>
             </w:pPr>
             <w:r>
               <w:rPr>
@@ -968,8 +1031,9 @@
           </w:tcPr>
           <w:p>
             <w:pPr>
-              <w:spacing w:after="0" w:line="276" w:lineRule="auto"/>
+              <w:spacing w:after="0" w:line="280" w:lineRule="exact"/>
               <w:jc w:val="center"/>
+              <w:snapToGrid w:val="0"/>
             </w:pPr>
             <w:r>
               <w:rPr>
@@ -995,7 +1059,8 @@
           </w:tcPr>
           <w:p>
             <w:pPr>
-              <w:spacing w:after="0" w:line="276" w:lineRule="auto"/>
+              <w:spacing w:after="0" w:line="280" w:lineRule="exact"/>
+              <w:snapToGrid w:val="0"/>
             </w:pPr>
             <w:r>
               <w:rPr>
@@ -1010,19 +1075,9 @@
     </w:tbl>
     <w:p>
       <w:pPr>
-        <w:spacing w:before="200"/>
-      </w:pPr>
-      <w:r>
-        <w:rPr>
-          <w:b w:val="0"/>
-        </w:rPr>
-        <w:t>平台同时将领域知识、组件用法和任务经验纳入审查与发布过程，使完成一次任务所积累的知识能够继续服务后续研发。</w:t>
-      </w:r>
-    </w:p>
-    <w:p>
-      <w:pPr>
         <w:keepNext/>
         <w:spacing w:after="0"/>
+        <w:snapToGrid w:val="0"/>
       </w:pPr>
       <w:r>
         <w:rPr>
@@ -1034,8 +1089,9 @@
     </w:p>
     <w:p>
       <w:pPr>
-        <w:spacing w:before="790" w:after="790"/>
+        <w:spacing w:before="140" w:after="140"/>
         <w:jc w:val="center"/>
+        <w:snapToGrid w:val="0"/>
       </w:pPr>
       <w:r>
         <w:rPr>
@@ -1047,6 +1103,9 @@
       </w:r>
     </w:p>
     <w:p>
+      <w:pPr>
+        <w:snapToGrid w:val="0"/>
+      </w:pPr>
       <w:r>
         <w:br w:type="page"/>
       </w:r>

--- a/docs/ai-pioneer-2026-10-08/AI先锋个人参评材料初稿.docx
+++ b/docs/ai-pioneer-2026-10-08/AI先锋个人参评材料初稿.docx
@@ -502,10 +502,10 @@
         <w:rPr>
           <w:b/>
         </w:rPr>
-        <w:t>需求交付。</w:t>
+        <w:t>需求交付，以质量可控支撑团队协作。</w:t>
       </w:r>
       <w:r>
-        <w:t>面向跨模块、跨代码仓的复杂需求，建立从需求澄清、方案设计到编码、评审和合入验证的完整流程。按模块职责与真实依赖组织任务，共享业务目标和架构约束，关联人工意见、代码改动与验证结果，支持中断接续和后续修改，使复杂需求的协作与交付有统一依据。</w:t>
+        <w:t>围绕统一的需求、设计与验收依据，组织跨模块、跨仓任务协同，研发人员与 AI 共享业务背景、方案和评审意见。将规格审查、代码检视、测试与流水线结果关联到具体交付版本，保留人工决策和意见处理记录，让团队协作有共同依据，质量判断有真实证据。</w:t>
       </w:r>
     </w:p>
     <w:p>
@@ -517,10 +517,10 @@
         <w:rPr>
           <w:b/>
         </w:rPr>
-        <w:t>问题单处理。</w:t>
+        <w:t>问题处理，推动诊断与修复验证自动化。</w:t>
       </w:r>
       <w:r>
-        <w:t>接入问题单、日志与代码上下文，组织现场分析、根因定位、修复与验证。将诊断结论、修复代码和流水线反馈关联，支持 AI 根据失败信息继续修复；信息不足或反复失败时由人判断并接手，保留处理记录，让问题处置有连续过程，修复结果可核查。</w:t>
+        <w:t>由 AI 按任务调用工具采集日志、检索代码、分析定位并实施修复，衔接代码提交、合并请求和流水线验证。验证失败时自动回传失败信息，驱动下一轮修复；在授权范围内连续执行，遇到信息缺口或修复次数达到上限时交由人工接手，减少重复操作与人工跟进。</w:t>
       </w:r>
     </w:p>
     <w:p>
@@ -532,10 +532,10 @@
         <w:rPr>
           <w:b/>
         </w:rPr>
-        <w:t>知识建设。</w:t>
+        <w:t>知识建设，在复用与反馈中形成迭代飞轮。</w:t>
       </w:r>
       <w:r>
-        <w:t>围绕领域知识、组件用法、可复用技能（Skill）和工程经验，建设从研究提炼、专家审查到发布维护的知识体系。以业务资料说明背景，以源码核实行为，整理接口契约、使用示例和误用边界，并提供版本管理与人工归档。将分散在人员、代码和任务中的经验转化为有来源、可复用的团队资产，支撑后续研发。</w:t>
+        <w:t>围绕领域知识、组件用法、可复用技能（Skill）和工程经验，建立“实践提炼、专家审查、发布复用、反馈修订”的迭代路径。将任务复盘、使用记录和后续评审意见纳入知识改进，经过审查的成果再服务新任务，使一次研发的积累能够被多次使用，并在持续实践中校正和完善。</w:t>
       </w:r>
     </w:p>
     <w:p>
